--- a/SG3_Devices/SG3_Artifacts/SG3_Vision.docx
+++ b/SG3_Devices/SG3_Artifacts/SG3_Vision.docx
@@ -38,7 +38,7 @@
     </w:p>
     <w:sdt>
       <w:sdtPr>
-        <w:id w:val="-712114369"/>
+        <w:id w:val="450608290"/>
         <w:docPartObj>
           <w:docPartGallery w:val="Table of Contents"/>
           <w:docPartUnique w:val="1"/>
@@ -434,7 +434,7 @@
     <w:tbl>
       <w:tblPr>
         <w:tblStyle w:val="Table1"/>
-        <w:tblW w:w="9504.0" w:type="dxa"/>
+        <w:tblW w:w="9525.0" w:type="dxa"/>
         <w:jc w:val="left"/>
         <w:tblInd w:w="-108.0" w:type="dxa"/>
         <w:tblBorders>
@@ -449,16 +449,16 @@
         <w:tblLook w:val="0000"/>
       </w:tblPr>
       <w:tblGrid>
-        <w:gridCol w:w="2304"/>
-        <w:gridCol w:w="1152"/>
-        <w:gridCol w:w="3744"/>
-        <w:gridCol w:w="2304"/>
+        <w:gridCol w:w="2310"/>
+        <w:gridCol w:w="1185"/>
+        <w:gridCol w:w="3945"/>
+        <w:gridCol w:w="2085"/>
         <w:tblGridChange w:id="0">
           <w:tblGrid>
-            <w:gridCol w:w="2304"/>
-            <w:gridCol w:w="1152"/>
-            <w:gridCol w:w="3744"/>
-            <w:gridCol w:w="2304"/>
+            <w:gridCol w:w="2310"/>
+            <w:gridCol w:w="1185"/>
+            <w:gridCol w:w="3945"/>
+            <w:gridCol w:w="2085"/>
           </w:tblGrid>
         </w:tblGridChange>
       </w:tblGrid>
@@ -1627,100 +1627,7 @@
                 <w:szCs w:val="24"/>
                 <w:rtl w:val="0"/>
               </w:rPr>
-              <w:t xml:space="preserve">Mustafa Al-Bayati</w:t>
-            </w:r>
-          </w:p>
-          <w:p>
-            <w:pPr>
-              <w:keepNext w:val="0"/>
-              <w:keepLines w:val="1"/>
-              <w:pageBreakBefore w:val="0"/>
-              <w:widowControl w:val="0"/>
-              <w:pBdr>
-                <w:top w:space="0" w:sz="0" w:val="nil"/>
-                <w:left w:space="0" w:sz="0" w:val="nil"/>
-                <w:bottom w:space="0" w:sz="0" w:val="nil"/>
-                <w:right w:space="0" w:sz="0" w:val="nil"/>
-                <w:between w:space="0" w:sz="0" w:val="nil"/>
-              </w:pBdr>
-              <w:shd w:fill="auto" w:val="clear"/>
-              <w:spacing w:after="120" w:before="0" w:line="240" w:lineRule="auto"/>
-              <w:ind w:left="0" w:right="0" w:firstLine="0"/>
-              <w:jc w:val="left"/>
-              <w:rPr>
-                <w:sz w:val="24"/>
-                <w:szCs w:val="24"/>
-              </w:rPr>
-            </w:pPr>
-            <w:r>
-              <w:rPr>
-                <w:sz w:val="24"/>
-                <w:szCs w:val="24"/>
-                <w:rtl w:val="0"/>
-              </w:rPr>
-              <w:t xml:space="preserve">Ryad Hazin</w:t>
-            </w:r>
-          </w:p>
-          <w:p>
-            <w:pPr>
-              <w:keepNext w:val="0"/>
-              <w:keepLines w:val="1"/>
-              <w:pageBreakBefore w:val="0"/>
-              <w:widowControl w:val="0"/>
-              <w:pBdr>
-                <w:top w:space="0" w:sz="0" w:val="nil"/>
-                <w:left w:space="0" w:sz="0" w:val="nil"/>
-                <w:bottom w:space="0" w:sz="0" w:val="nil"/>
-                <w:right w:space="0" w:sz="0" w:val="nil"/>
-                <w:between w:space="0" w:sz="0" w:val="nil"/>
-              </w:pBdr>
-              <w:shd w:fill="auto" w:val="clear"/>
-              <w:spacing w:after="120" w:before="0" w:line="240" w:lineRule="auto"/>
-              <w:ind w:left="0" w:right="0" w:firstLine="0"/>
-              <w:jc w:val="left"/>
-              <w:rPr>
-                <w:sz w:val="24"/>
-                <w:szCs w:val="24"/>
-              </w:rPr>
-            </w:pPr>
-            <w:r>
-              <w:rPr>
-                <w:sz w:val="24"/>
-                <w:szCs w:val="24"/>
-                <w:rtl w:val="0"/>
-              </w:rPr>
-              <w:t xml:space="preserve">Sergej Macut</w:t>
-            </w:r>
-          </w:p>
-          <w:p>
-            <w:pPr>
-              <w:keepNext w:val="0"/>
-              <w:keepLines w:val="1"/>
-              <w:pageBreakBefore w:val="0"/>
-              <w:widowControl w:val="0"/>
-              <w:pBdr>
-                <w:top w:space="0" w:sz="0" w:val="nil"/>
-                <w:left w:space="0" w:sz="0" w:val="nil"/>
-                <w:bottom w:space="0" w:sz="0" w:val="nil"/>
-                <w:right w:space="0" w:sz="0" w:val="nil"/>
-                <w:between w:space="0" w:sz="0" w:val="nil"/>
-              </w:pBdr>
-              <w:shd w:fill="auto" w:val="clear"/>
-              <w:spacing w:after="120" w:before="0" w:line="240" w:lineRule="auto"/>
-              <w:ind w:left="0" w:right="0" w:firstLine="0"/>
-              <w:jc w:val="left"/>
-              <w:rPr>
-                <w:sz w:val="24"/>
-                <w:szCs w:val="24"/>
-              </w:rPr>
-            </w:pPr>
-            <w:r>
-              <w:rPr>
-                <w:sz w:val="24"/>
-                <w:szCs w:val="24"/>
-                <w:rtl w:val="0"/>
-              </w:rPr>
-              <w:t xml:space="preserve">Tony Nguyen</w:t>
+              <w:t xml:space="preserve">Mustafa Al-Bayati, Ryad Hazin,Tony Nguyen, Sergej Macut </w:t>
             </w:r>
           </w:p>
         </w:tc>
@@ -1736,21 +1643,8 @@
           </w:tcPr>
           <w:p>
             <w:pPr>
-              <w:keepNext w:val="0"/>
               <w:keepLines w:val="1"/>
-              <w:pageBreakBefore w:val="0"/>
-              <w:widowControl w:val="0"/>
-              <w:pBdr>
-                <w:top w:space="0" w:sz="0" w:val="nil"/>
-                <w:left w:space="0" w:sz="0" w:val="nil"/>
-                <w:bottom w:space="0" w:sz="0" w:val="nil"/>
-                <w:right w:space="0" w:sz="0" w:val="nil"/>
-                <w:between w:space="0" w:sz="0" w:val="nil"/>
-              </w:pBdr>
-              <w:shd w:fill="auto" w:val="clear"/>
-              <w:spacing w:after="120" w:before="0" w:line="240" w:lineRule="auto"/>
-              <w:ind w:left="0" w:right="0" w:firstLine="0"/>
-              <w:jc w:val="left"/>
+              <w:spacing w:after="120" w:lineRule="auto"/>
               <w:rPr>
                 <w:sz w:val="24"/>
                 <w:szCs w:val="24"/>
@@ -1758,8 +1652,11 @@
             </w:pPr>
             <w:r>
               <w:rPr>
+                <w:sz w:val="24"/>
+                <w:szCs w:val="24"/>
                 <w:rtl w:val="0"/>
               </w:rPr>
+              <w:t xml:space="preserve">2026-05-08</w:t>
             </w:r>
           </w:p>
         </w:tc>
@@ -1791,8 +1688,11 @@
             </w:pPr>
             <w:r>
               <w:rPr>
+                <w:sz w:val="24"/>
+                <w:szCs w:val="24"/>
                 <w:rtl w:val="0"/>
               </w:rPr>
+              <w:t xml:space="preserve">1.4</w:t>
             </w:r>
           </w:p>
         </w:tc>
@@ -1824,8 +1724,11 @@
             </w:pPr>
             <w:r>
               <w:rPr>
+                <w:sz w:val="24"/>
+                <w:szCs w:val="24"/>
                 <w:rtl w:val="0"/>
               </w:rPr>
+              <w:t xml:space="preserve">Updated file to contain Table of content.</w:t>
             </w:r>
           </w:p>
         </w:tc>
@@ -1835,21 +1738,8 @@
           </w:tcPr>
           <w:p>
             <w:pPr>
-              <w:keepNext w:val="0"/>
               <w:keepLines w:val="1"/>
-              <w:pageBreakBefore w:val="0"/>
-              <w:widowControl w:val="0"/>
-              <w:pBdr>
-                <w:top w:space="0" w:sz="0" w:val="nil"/>
-                <w:left w:space="0" w:sz="0" w:val="nil"/>
-                <w:bottom w:space="0" w:sz="0" w:val="nil"/>
-                <w:right w:space="0" w:sz="0" w:val="nil"/>
-                <w:between w:space="0" w:sz="0" w:val="nil"/>
-              </w:pBdr>
-              <w:shd w:fill="auto" w:val="clear"/>
-              <w:spacing w:after="120" w:before="0" w:line="240" w:lineRule="auto"/>
-              <w:ind w:left="0" w:right="0" w:firstLine="0"/>
-              <w:jc w:val="left"/>
+              <w:spacing w:after="120" w:lineRule="auto"/>
               <w:rPr>
                 <w:sz w:val="24"/>
                 <w:szCs w:val="24"/>
@@ -1857,8 +1747,11 @@
             </w:pPr>
             <w:r>
               <w:rPr>
+                <w:sz w:val="24"/>
+                <w:szCs w:val="24"/>
                 <w:rtl w:val="0"/>
               </w:rPr>
+              <w:t xml:space="preserve">Mustafa Al-Bayati, Ryad Hazin,Tony Nguyen, Sergej Macut </w:t>
             </w:r>
           </w:p>
         </w:tc>
